--- a/public/programas/Programa_ConversacionalA21_Octubre_2026.docx
+++ b/public/programas/Programa_ConversacionalA21_Octubre_2026.docx
@@ -79,7 +79,7 @@
           <w:sz w:val="48"/>
           <w:szCs w:val="48"/>
         </w:rPr>
-        <w:t xml:space="preserve">Conversacional A2.1</w:t>
+        <w:t xml:space="preserve">Conversacional 1 (A2.1)</w:t>
       </w:r>
     </w:p>
     <w:p>
@@ -126,7 +126,7 @@
           <w:sz w:val="23"/>
           <w:szCs w:val="23"/>
         </w:rPr>
-        <w:t xml:space="preserve">A2.1 · requiere A1 completo (o quiz de nivel)</w:t>
+        <w:t xml:space="preserve">Paso 3 de la escalera · Requiere Básico 2 (A1.2) o test de nivel</w:t>
       </w:r>
     </w:p>
     <w:p>
@@ -141,7 +141,7 @@
           <w:sz w:val="23"/>
           <w:szCs w:val="23"/>
         </w:rPr>
-        <w:t xml:space="preserve">Martes 21:00 hora Chile · Prof.ª Abby (홍미영)</w:t>
+        <w:t xml:space="preserve">Martes 21:00 hora Chile · Abby · 홍미영</w:t>
       </w:r>
     </w:p>
     <w:p>
@@ -171,7 +171,7 @@
           <w:sz w:val="23"/>
           <w:szCs w:val="23"/>
         </w:rPr>
-        <w:t xml:space="preserve">US$150 pago único · o US$75/mes × 2</w:t>
+        <w:t xml:space="preserve">US$150 el curso completo · o 2 cuotas de US$75</w:t>
       </w:r>
     </w:p>
     <w:p>
@@ -405,7 +405,7 @@
                 <w:sz w:val="20"/>
                 <w:szCs w:val="20"/>
               </w:rPr>
-              <w:t xml:space="preserve">A2.1 · requiere A1 completo (o quiz de nivel)</w:t>
+              <w:t xml:space="preserve">A2.1 · requiere Básico 2 (A1.2) o test de nivel</w:t>
             </w:r>
           </w:p>
         </w:tc>
@@ -521,7 +521,7 @@
                 <w:sz w:val="20"/>
                 <w:szCs w:val="20"/>
               </w:rPr>
-              <w:t xml:space="preserve">Martes 21:00 (hora Chile) · Prof.ª Abby (홍미영)</w:t>
+              <w:t xml:space="preserve">Martes 21:00 (hora Chile) · Abby · 홍미영</w:t>
             </w:r>
           </w:p>
         </w:tc>
@@ -753,7 +753,7 @@
                 <w:sz w:val="20"/>
                 <w:szCs w:val="20"/>
               </w:rPr>
-              <w:t xml:space="preserve">US$150 pago único · o US$75/mes × 2</w:t>
+              <w:t xml:space="preserve">US$150 el curso completo · o 2 cuotas de US$75</w:t>
             </w:r>
           </w:p>
         </w:tc>
@@ -2032,7 +2032,7 @@
                 <w:sz w:val="20"/>
                 <w:szCs w:val="20"/>
               </w:rPr>
-              <w:t xml:space="preserve">Evaluación de etapa · certificado A2.1 · invitación a A2.2 (enero)</w:t>
+              <w:t xml:space="preserve">Evaluación de etapa · certificado A2.1 · invitación a Conversacional 2 (enero)</w:t>
             </w:r>
           </w:p>
         </w:tc>
@@ -3110,7 +3110,7 @@
           <w:sz w:val="18"/>
           <w:szCs w:val="18"/>
         </w:rPr>
-        <w:t xml:space="preserve">España cambia de hora el 25 de octubre y EE.UU. el 1 de noviembre (la tabla muestra antes → después). Chile, Argentina, México, Colombia, Perú y Corea no cambian durante el curso.</w:t>
+        <w:t xml:space="preserve">España cambia de hora el 25 de octubre y EE.UU. el 1 de noviembre (se muestra antes → después). Chile, Argentina, México, Colombia, Perú y Corea no cambian durante el curso.</w:t>
       </w:r>
     </w:p>
     <w:p>
@@ -3156,7 +3156,7 @@
           <w:sz w:val="22"/>
           <w:szCs w:val="22"/>
         </w:rPr>
-        <w:t xml:space="preserve">Precio: US$150 pago único · o US$75/mes × 2. Mismo precio para todos los cursos de la academia.</w:t>
+        <w:t xml:space="preserve">Precio: US$150 el curso completo · o 2 cuotas de US$75. Mismo precio para todos los cursos de la academia.</w:t>
       </w:r>
     </w:p>
     <w:p>
@@ -3397,7 +3397,7 @@
         <w:sz w:val="16"/>
         <w:szCs w:val="16"/>
       </w:rPr>
-      <w:t xml:space="preserve">Academia Seúl · Programa Conversacional A2.1 · Octubre 2026</w:t>
+      <w:t xml:space="preserve">Academia Seúl · Programa Conversacional 1 (A2.1) · Octubre 2026</w:t>
     </w:r>
   </w:p>
 </w:hdr>

--- a/public/programas/Programa_ConversacionalA21_Octubre_2026.docx
+++ b/public/programas/Programa_ConversacionalA21_Octubre_2026.docx
@@ -464,7 +464,7 @@
                 <w:sz w:val="20"/>
                 <w:szCs w:val="20"/>
               </w:rPr>
-              <w:t xml:space="preserve">8 semanas · 1 clase en vivo por semana · 60 minutos · Semana del 5 de octubre de 2026 → semana del 23 de noviembre de 2026</w:t>
+              <w:t xml:space="preserve">8 semanas · 1 clase en vivo por semana · 60 minutos · Semana del 12 de octubre de 2026 → semana del 30 de noviembre de 2026</w:t>
             </w:r>
           </w:p>
         </w:tc>
@@ -1185,7 +1185,7 @@
                 <w:sz w:val="20"/>
                 <w:szCs w:val="20"/>
               </w:rPr>
-              <w:t xml:space="preserve">mar 6 oct</w:t>
+              <w:t xml:space="preserve">mar 13 oct</w:t>
             </w:r>
           </w:p>
         </w:tc>
@@ -1298,7 +1298,7 @@
                 <w:sz w:val="20"/>
                 <w:szCs w:val="20"/>
               </w:rPr>
-              <w:t xml:space="preserve">mar 13 oct</w:t>
+              <w:t xml:space="preserve">mar 20 oct</w:t>
             </w:r>
           </w:p>
         </w:tc>
@@ -1411,7 +1411,7 @@
                 <w:sz w:val="20"/>
                 <w:szCs w:val="20"/>
               </w:rPr>
-              <w:t xml:space="preserve">mar 20 oct</w:t>
+              <w:t xml:space="preserve">mar 27 oct</w:t>
             </w:r>
           </w:p>
         </w:tc>
@@ -1524,7 +1524,7 @@
                 <w:sz w:val="20"/>
                 <w:szCs w:val="20"/>
               </w:rPr>
-              <w:t xml:space="preserve">mar 27 oct</w:t>
+              <w:t xml:space="preserve">mar 3 nov</w:t>
             </w:r>
           </w:p>
         </w:tc>
@@ -1637,7 +1637,7 @@
                 <w:sz w:val="20"/>
                 <w:szCs w:val="20"/>
               </w:rPr>
-              <w:t xml:space="preserve">mar 3 nov</w:t>
+              <w:t xml:space="preserve">mar 10 nov</w:t>
             </w:r>
           </w:p>
         </w:tc>
@@ -1750,7 +1750,7 @@
                 <w:sz w:val="20"/>
                 <w:szCs w:val="20"/>
               </w:rPr>
-              <w:t xml:space="preserve">mar 10 nov</w:t>
+              <w:t xml:space="preserve">mar 17 nov</w:t>
             </w:r>
           </w:p>
         </w:tc>
@@ -1863,7 +1863,7 @@
                 <w:sz w:val="20"/>
                 <w:szCs w:val="20"/>
               </w:rPr>
-              <w:t xml:space="preserve">mar 17 nov</w:t>
+              <w:t xml:space="preserve">mar 24 nov</w:t>
             </w:r>
           </w:p>
         </w:tc>
@@ -1976,7 +1976,7 @@
                 <w:sz w:val="20"/>
                 <w:szCs w:val="20"/>
               </w:rPr>
-              <w:t xml:space="preserve">mar 24 nov</w:t>
+              <w:t xml:space="preserve">mar 1 dic</w:t>
             </w:r>
           </w:p>
         </w:tc>

--- a/public/programas/Programa_ConversacionalA21_Octubre_2026.docx
+++ b/public/programas/Programa_ConversacionalA21_Octubre_2026.docx
@@ -2095,7 +2095,7 @@
           <w:sz w:val="22"/>
           <w:szCs w:val="22"/>
         </w:rPr>
-        <w:t xml:space="preserve">Lector de Hangul (academiaseul.com/lector-hangul): 10–15 minutos al día. Es gratis, tiene audio nativo y va rotando los ejercicios para que nunca sea la misma práctica.</w:t>
+        <w:t xml:space="preserve">Lector de Hangul (academiaseul.com/lector-coreano): 10–15 minutos al día. Es gratis, tiene audio nativo y va rotando los ejercicios para que nunca sea la misma práctica.</w:t>
       </w:r>
     </w:p>
     <w:p>

--- a/public/programas/Programa_ConversacionalA21_Octubre_2026.docx
+++ b/public/programas/Programa_ConversacionalA21_Octubre_2026.docx
@@ -971,7 +971,7 @@
           <w:sz w:val="22"/>
           <w:szCs w:val="22"/>
         </w:rPr>
-        <w:t xml:space="preserve">Cada clase dura 60 minutos: </w:t>
+        <w:t xml:space="preserve">Cada clase dura 60 minutos y </w:t>
       </w:r>
       <w:r>
         <w:rPr>
@@ -982,7 +982,7 @@
           <w:sz w:val="22"/>
           <w:szCs w:val="22"/>
         </w:rPr>
-        <w:t xml:space="preserve">quiz de la clase anterior (5’) · lección con el deck (30’) · práctica oral en pares (20’) · cierre y tarea (5’)</w:t>
+        <w:t xml:space="preserve">al menos la mitad es conversación</w:t>
       </w:r>
       <w:r>
         <w:rPr>
@@ -991,7 +991,7 @@
           <w:sz w:val="22"/>
           <w:szCs w:val="22"/>
         </w:rPr>
-        <w:t xml:space="preserve">. El drilling pesado (leer sílabas, memorizar números) se hace de tarea en el Lector de Hangul con audio nativo, así la hora en vivo se usa para hablar y ser corregido.</w:t>
+        <w:t xml:space="preserve">, con corrección de la profesora. Las clases 5 y 8 son laboratorios de conversación.</w:t>
       </w:r>
     </w:p>
     <w:tbl>
@@ -2259,7 +2259,7 @@
                 <w:sz w:val="21"/>
                 <w:szCs w:val="21"/>
               </w:rPr>
-              <w:t xml:space="preserve">Conversacional A2.2 · “Corea por dentro” (enero 2027) — y con A2 completo, preparación TOPIK I-2.</w:t>
+              <w:t xml:space="preserve">Conversacional 2 (A2.2) · “Corea por dentro”, que abre en enero 2027.</w:t>
             </w:r>
           </w:p>
         </w:tc>

--- a/public/programas/Programa_ConversacionalA21_Octubre_2026.docx
+++ b/public/programas/Programa_ConversacionalA21_Octubre_2026.docx
@@ -464,7 +464,7 @@
                 <w:sz w:val="20"/>
                 <w:szCs w:val="20"/>
               </w:rPr>
-              <w:t xml:space="preserve">8 semanas · 1 clase en vivo por semana · 60 minutos · Semana del 12 de octubre de 2026 → semana del 30 de noviembre de 2026</w:t>
+              <w:t xml:space="preserve">8 semanas · 1 clase en vivo por semana · 60 minutos · Semana del 19 de octubre de 2026 → semana del 7 de diciembre de 2026</w:t>
             </w:r>
           </w:p>
         </w:tc>
@@ -1185,7 +1185,7 @@
                 <w:sz w:val="20"/>
                 <w:szCs w:val="20"/>
               </w:rPr>
-              <w:t xml:space="preserve">mar 13 oct</w:t>
+              <w:t xml:space="preserve">mar 20 oct</w:t>
             </w:r>
           </w:p>
         </w:tc>
@@ -1298,7 +1298,7 @@
                 <w:sz w:val="20"/>
                 <w:szCs w:val="20"/>
               </w:rPr>
-              <w:t xml:space="preserve">mar 20 oct</w:t>
+              <w:t xml:space="preserve">mar 27 oct</w:t>
             </w:r>
           </w:p>
         </w:tc>
@@ -1411,7 +1411,7 @@
                 <w:sz w:val="20"/>
                 <w:szCs w:val="20"/>
               </w:rPr>
-              <w:t xml:space="preserve">mar 27 oct</w:t>
+              <w:t xml:space="preserve">mar 3 nov</w:t>
             </w:r>
           </w:p>
         </w:tc>
@@ -1524,7 +1524,7 @@
                 <w:sz w:val="20"/>
                 <w:szCs w:val="20"/>
               </w:rPr>
-              <w:t xml:space="preserve">mar 3 nov</w:t>
+              <w:t xml:space="preserve">mar 10 nov</w:t>
             </w:r>
           </w:p>
         </w:tc>
@@ -1637,7 +1637,7 @@
                 <w:sz w:val="20"/>
                 <w:szCs w:val="20"/>
               </w:rPr>
-              <w:t xml:space="preserve">mar 10 nov</w:t>
+              <w:t xml:space="preserve">mar 17 nov</w:t>
             </w:r>
           </w:p>
         </w:tc>
@@ -1750,7 +1750,7 @@
                 <w:sz w:val="20"/>
                 <w:szCs w:val="20"/>
               </w:rPr>
-              <w:t xml:space="preserve">mar 17 nov</w:t>
+              <w:t xml:space="preserve">mar 24 nov</w:t>
             </w:r>
           </w:p>
         </w:tc>
@@ -1863,7 +1863,7 @@
                 <w:sz w:val="20"/>
                 <w:szCs w:val="20"/>
               </w:rPr>
-              <w:t xml:space="preserve">mar 24 nov</w:t>
+              <w:t xml:space="preserve">mar 1 dic</w:t>
             </w:r>
           </w:p>
         </w:tc>
@@ -1976,7 +1976,7 @@
                 <w:sz w:val="20"/>
                 <w:szCs w:val="20"/>
               </w:rPr>
-              <w:t xml:space="preserve">mar 1 dic</w:t>
+              <w:t xml:space="preserve">mar 8 dic *</w:t>
             </w:r>
           </w:p>
         </w:tc>
@@ -2038,6 +2038,22 @@
         </w:tc>
       </w:tr>
     </w:tbl>
+    <w:p>
+      <w:pPr>
+        <w:spacing w:before="80"/>
+      </w:pPr>
+      <w:r>
+        <w:rPr>
+          <w:rFonts w:ascii="Arial" w:cs="Arial" w:eastAsia="Arial" w:hAnsi="Arial"/>
+          <w:i/>
+          <w:iCs/>
+          <w:color w:val="5C5F6B"/>
+          <w:sz w:val="18"/>
+          <w:szCs w:val="18"/>
+        </w:rPr>
+        <w:t xml:space="preserve">* El 8 dic es feriado en Chile: la fecha de esta clase está por confirmar y te la avisamos con tiempo.</w:t>
+      </w:r>
+    </w:p>
     <w:p>
       <w:pPr>
         <w:spacing w:after="80"/>
